--- a/references/trader-guide.docx
+++ b/references/trader-guide.docx
@@ -232,47 +232,6 @@
                 <w:sz w:val="18"/>
               </w:rPr>
               <w:t>Что делать</w:t>
-            </w:r>
-          </w:p>
-        </w:tc>
-      </w:tr>
-      <w:tr>
-        <w:tc>
-          <w:tcPr>
-            <w:tcW w:type="dxa" w:w="3120"/>
-          </w:tcPr>
-          <w:p>
-            <w:r>
-              <w:rPr>
-                <w:sz w:val="18"/>
-              </w:rPr>
-              <w:t>--------</w:t>
-            </w:r>
-          </w:p>
-        </w:tc>
-        <w:tc>
-          <w:tcPr>
-            <w:tcW w:type="dxa" w:w="3120"/>
-          </w:tcPr>
-          <w:p>
-            <w:r>
-              <w:rPr>
-                <w:sz w:val="18"/>
-              </w:rPr>
-              <w:t>-------</w:t>
-            </w:r>
-          </w:p>
-        </w:tc>
-        <w:tc>
-          <w:tcPr>
-            <w:tcW w:type="dxa" w:w="3120"/>
-          </w:tcPr>
-          <w:p>
-            <w:r>
-              <w:rPr>
-                <w:sz w:val="18"/>
-              </w:rPr>
-              <w:t>------------</w:t>
             </w:r>
           </w:p>
         </w:tc>
@@ -565,34 +524,6 @@
               <w:rPr>
                 <w:sz w:val="18"/>
               </w:rPr>
-              <w:t>-----</w:t>
-            </w:r>
-          </w:p>
-        </w:tc>
-        <w:tc>
-          <w:tcPr>
-            <w:tcW w:type="dxa" w:w="4680"/>
-          </w:tcPr>
-          <w:p>
-            <w:r>
-              <w:rPr>
-                <w:sz w:val="18"/>
-              </w:rPr>
-              <w:t>-------------</w:t>
-            </w:r>
-          </w:p>
-        </w:tc>
-      </w:tr>
-      <w:tr>
-        <w:tc>
-          <w:tcPr>
-            <w:tcW w:type="dxa" w:w="4680"/>
-          </w:tcPr>
-          <w:p>
-            <w:r>
-              <w:rPr>
-                <w:sz w:val="18"/>
-              </w:rPr>
               <w:t>**100%**</w:t>
             </w:r>
           </w:p>
@@ -855,7 +786,7 @@
           <w:sz w:val="16"/>
           <w:shd w:fill="#1E293B" w:val="clear"/>
         </w:rPr>
-        <w:t>tail -50 D:\kronos-signal\log.txt</w:t>
+        <w:t>tail -50 C:\kronos-signal\log.txt</w:t>
       </w:r>
     </w:p>
     <w:p>
@@ -1079,7 +1010,7 @@
           <w:color w:val="E2E8F0"/>
           <w:sz w:val="18"/>
         </w:rPr>
-        <w:t>D:\kronos-signal\log.txt</w:t>
+        <w:t>C:\kronos-signal\log.txt</w:t>
       </w:r>
       <w:r>
         <w:t>. Смотри историю:</w:t>
@@ -1096,7 +1027,7 @@
           <w:sz w:val="16"/>
           <w:shd w:fill="#1E293B" w:val="clear"/>
         </w:rPr>
-        <w:t>tail -5 D:\kronos-signal\log.txt</w:t>
+        <w:t>tail -5 C:\kronos-signal\log.txt</w:t>
       </w:r>
     </w:p>
     <w:p>
